--- a/analise/revelacoes-cosmicas-urgente-jan-val-ellam-kb/ADJUDICACAO.docx
+++ b/analise/revelacoes-cosmicas-urgente-jan-val-ellam-kb/ADJUDICACAO.docx
@@ -31,10 +31,13 @@
     <w:p/>
     <w:p>
       <w:pPr>
+        <w:pStyle w:val="Heading1"/>
+        <w:keepNext/>
         <w:spacing w:before="280"/>
       </w:pPr>
       <w:r>
         <w:rPr>
+          <w:rFonts w:ascii="Calibri" w:hAnsi="Calibri"/>
           <w:b/>
           <w:color w:val="1F3B57"/>
           <w:sz w:val="32"/>
@@ -178,15 +181,18 @@
     </w:p>
     <w:p>
       <w:pPr>
+        <w:pStyle w:val="Heading2"/>
+        <w:keepNext/>
         <w:spacing w:before="200"/>
       </w:pPr>
       <w:r>
         <w:rPr>
+          <w:rFonts w:ascii="Calibri" w:hAnsi="Calibri"/>
           <w:b/>
           <w:color w:val="1F3B57"/>
           <w:sz w:val="24"/>
         </w:rPr>
-        <w:t>1. Fila automática (motor `rc_diagnostico.py` + `rc_lexicon.py`)</w:t>
+        <w:t>1. Fila automática (motor rc_diagnostico.py + rc_lexicon.py)</w:t>
       </w:r>
     </w:p>
     <w:p>
@@ -362,18 +368,22 @@
       </w:r>
       <w:r>
         <w:rPr>
+          <w:rFonts w:ascii="Consolas" w:hAnsi="Consolas"/>
           <w:b/>
+          <w:sz w:val="20"/>
         </w:rPr>
-        <w:t>`adjudicacao`</w:t>
+        <w:t>adjudicacao</w:t>
       </w:r>
       <w:r>
         <w:t xml:space="preserve"> e </w:t>
       </w:r>
       <w:r>
         <w:rPr>
+          <w:rFonts w:ascii="Consolas" w:hAnsi="Consolas"/>
           <w:b/>
+          <w:sz w:val="20"/>
         </w:rPr>
-        <w:t>`motivo_adjudicacao`</w:t>
+        <w:t>motivo_adjudicacao</w:t>
       </w:r>
       <w:r>
         <w:t xml:space="preserve"> do próprio CSV — é o livro-razão desta revisão:</w:t>
@@ -767,9 +777,11 @@
       </w:r>
       <w:r>
         <w:rPr>
+          <w:rFonts w:ascii="Consolas" w:hAnsi="Consolas"/>
           <w:b/>
+          <w:sz w:val="20"/>
         </w:rPr>
-        <w:t>`aceita`</w:t>
+        <w:t>aceita</w:t>
       </w:r>
       <w:r>
         <w:t xml:space="preserve"> (antes cobrava toda linha </w:t>
@@ -797,10 +809,13 @@
     </w:p>
     <w:p>
       <w:pPr>
+        <w:pStyle w:val="Heading2"/>
+        <w:keepNext/>
         <w:spacing w:before="200"/>
       </w:pPr>
       <w:r>
         <w:rPr>
+          <w:rFonts w:ascii="Calibri" w:hAnsi="Calibri"/>
           <w:b/>
           <w:color w:val="1F3B57"/>
           <w:sz w:val="24"/>
@@ -810,10 +825,13 @@
     </w:p>
     <w:p>
       <w:pPr>
+        <w:pStyle w:val="Heading3"/>
+        <w:keepNext/>
         <w:spacing w:before="200"/>
       </w:pPr>
       <w:r>
         <w:rPr>
+          <w:rFonts w:ascii="Calibri" w:hAnsi="Calibri"/>
           <w:b/>
           <w:color w:val="1F3B57"/>
           <w:sz w:val="22"/>
@@ -913,10 +931,13 @@
     </w:p>
     <w:p>
       <w:pPr>
+        <w:pStyle w:val="Heading3"/>
+        <w:keepNext/>
         <w:spacing w:before="200"/>
       </w:pPr>
       <w:r>
         <w:rPr>
+          <w:rFonts w:ascii="Calibri" w:hAnsi="Calibri"/>
           <w:b/>
           <w:color w:val="1F3B57"/>
           <w:sz w:val="22"/>
@@ -993,16 +1014,17 @@
         <w:t>Mary Shelley</w:t>
       </w:r>
       <w:r>
-        <w:t>; Dr frankstein → *</w:t>
+        <w:t xml:space="preserve">; Dr frankstein → </w:t>
       </w:r>
       <w:r>
         <w:rPr>
           <w:b/>
+          <w:i/>
         </w:rPr>
         <w:t>Frankenstein</w:t>
       </w:r>
       <w:r>
-        <w:t>* (corroborado pela KB: "o Frankenstein de Shelley").</w:t>
+        <w:t xml:space="preserve"> (corroborado pela KB: "o Frankenstein de Shelley").</w:t>
       </w:r>
     </w:p>
     <w:p>
@@ -1168,10 +1190,13 @@
     </w:p>
     <w:p>
       <w:pPr>
+        <w:pStyle w:val="Heading3"/>
+        <w:keepNext/>
         <w:spacing w:before="200"/>
       </w:pPr>
       <w:r>
         <w:rPr>
+          <w:rFonts w:ascii="Calibri" w:hAnsi="Calibri"/>
           <w:b/>
           <w:color w:val="1F3B57"/>
           <w:sz w:val="22"/>
@@ -1324,10 +1349,13 @@
     </w:p>
     <w:p>
       <w:pPr>
+        <w:pStyle w:val="Heading3"/>
+        <w:keepNext/>
         <w:spacing w:before="200"/>
       </w:pPr>
       <w:r>
         <w:rPr>
+          <w:rFonts w:ascii="Calibri" w:hAnsi="Calibri"/>
           <w:b/>
           <w:color w:val="1F3B57"/>
           <w:sz w:val="22"/>
@@ -1341,16 +1369,17 @@
         <w:ind w:left="360"/>
       </w:pPr>
       <w:r>
-        <w:t>A Divina Calmeia → *</w:t>
+        <w:t xml:space="preserve">A Divina Calmeia → </w:t>
       </w:r>
       <w:r>
         <w:rPr>
           <w:b/>
+          <w:i/>
         </w:rPr>
         <w:t>A Divina Colmeia</w:t>
       </w:r>
       <w:r>
-        <w:t>* (B044).</w:t>
+        <w:t xml:space="preserve"> (B044).</w:t>
       </w:r>
     </w:p>
     <w:p>
@@ -1514,16 +1543,17 @@
         <w:t>Nick Bostrom</w:t>
       </w:r>
       <w:r>
-        <w:t>; Utopia Profunda → *</w:t>
+        <w:t xml:space="preserve">; Utopia Profunda → </w:t>
       </w:r>
       <w:r>
         <w:rPr>
           <w:b/>
+          <w:i/>
         </w:rPr>
         <w:t>Deep Utopia</w:t>
       </w:r>
       <w:r>
-        <w:t>* (2024).</w:t>
+        <w:t xml:space="preserve"> (2024).</w:t>
       </w:r>
     </w:p>
     <w:p>
@@ -1699,10 +1729,13 @@
     </w:p>
     <w:p>
       <w:pPr>
+        <w:pStyle w:val="Heading3"/>
+        <w:keepNext/>
         <w:spacing w:before="200"/>
       </w:pPr>
       <w:r>
         <w:rPr>
+          <w:rFonts w:ascii="Calibri" w:hAnsi="Calibri"/>
           <w:b/>
           <w:color w:val="1F3B57"/>
           <w:sz w:val="22"/>
@@ -2026,15 +2059,18 @@
     </w:p>
     <w:p>
       <w:pPr>
+        <w:pStyle w:val="Heading2"/>
+        <w:keepNext/>
         <w:spacing w:before="200"/>
       </w:pPr>
       <w:r>
         <w:rPr>
+          <w:rFonts w:ascii="Calibri" w:hAnsi="Calibri"/>
           <w:b/>
           <w:color w:val="1F3B57"/>
           <w:sz w:val="24"/>
         </w:rPr>
-        <w:t>3. Falsos positivos e recusas (20 linhas `recusada`)</w:t>
+        <w:t>3. Falsos positivos e recusas (20 linhas recusada)</w:t>
       </w:r>
     </w:p>
     <w:p>
@@ -2731,10 +2767,13 @@
     </w:p>
     <w:p>
       <w:pPr>
+        <w:pStyle w:val="Heading2"/>
+        <w:keepNext/>
         <w:spacing w:before="200"/>
       </w:pPr>
       <w:r>
         <w:rPr>
+          <w:rFonts w:ascii="Calibri" w:hAnsi="Calibri"/>
           <w:b/>
           <w:color w:val="1F3B57"/>
           <w:sz w:val="24"/>
@@ -2758,7 +2797,15 @@
         <w:rPr>
           <w:b/>
         </w:rPr>
-        <w:t>Nomes próprios externos ausentes de `externos.csv`</w:t>
+        <w:t xml:space="preserve">Nomes próprios externos ausentes de </w:t>
+      </w:r>
+      <w:r>
+        <w:rPr>
+          <w:rFonts w:ascii="Consolas" w:hAnsi="Consolas"/>
+          <w:b/>
+          <w:sz w:val="20"/>
+        </w:rPr>
+        <w:t>externos.csv</w:t>
       </w:r>
       <w:r>
         <w:t xml:space="preserve"> (16): Hobbes, Agostinho de Hipona, Mary Shelley, Goethe, Mefistófeles, Barão de Itararé, Nicolelis, Bostrom, Kurzweil, Nvidia, Anthropic, BlackRock, ChatGPT, QR code, Theta Healing, Siddhartha Gautama.</w:t>
@@ -2865,10 +2912,13 @@
     </w:p>
     <w:p>
       <w:pPr>
+        <w:pStyle w:val="Heading2"/>
+        <w:keepNext/>
         <w:spacing w:before="200"/>
       </w:pPr>
       <w:r>
         <w:rPr>
+          <w:rFonts w:ascii="Calibri" w:hAnsi="Calibri"/>
           <w:b/>
           <w:color w:val="1F3B57"/>
           <w:sz w:val="24"/>
@@ -3235,10 +3285,13 @@
     </w:p>
     <w:p>
       <w:pPr>
+        <w:pStyle w:val="Heading3"/>
+        <w:keepNext/>
         <w:spacing w:before="200"/>
       </w:pPr>
       <w:r>
         <w:rPr>
+          <w:rFonts w:ascii="Calibri" w:hAnsi="Calibri"/>
           <w:b/>
           <w:color w:val="1F3B57"/>
           <w:sz w:val="22"/>
@@ -3260,9 +3313,17 @@
       </w:pPr>
       <w:r>
         <w:rPr>
+          <w:rFonts w:ascii="Consolas" w:hAnsi="Consolas"/>
+          <w:b/>
+          <w:sz w:val="20"/>
+        </w:rPr>
+        <w:t>rc_docx.py --validar</w:t>
+      </w:r>
+      <w:r>
+        <w:rPr>
           <w:b/>
         </w:rPr>
-        <w:t>`rc_docx.py --validar` cobrava falsos positivos.</w:t>
+        <w:t xml:space="preserve"> cobrava falsos positivos.</w:t>
       </w:r>
       <w:r>
         <w:t xml:space="preserve"> O validador exigia a substituição de toda linha </w:t>
@@ -3335,7 +3396,21 @@
         <w:rPr>
           <w:b/>
         </w:rPr>
-        <w:t>O validador lia o conteúdo das `[NOTA]`.</w:t>
+        <w:t xml:space="preserve">O validador lia o conteúdo das </w:t>
+      </w:r>
+      <w:r>
+        <w:rPr>
+          <w:rFonts w:ascii="Consolas" w:hAnsi="Consolas"/>
+          <w:b/>
+          <w:sz w:val="20"/>
+        </w:rPr>
+        <w:t>[NOTA]</w:t>
+      </w:r>
+      <w:r>
+        <w:rPr>
+          <w:b/>
+        </w:rPr>
+        <w:t>.</w:t>
       </w:r>
       <w:r>
         <w:t xml:space="preserve"> Uma </w:t>
@@ -3465,10 +3540,13 @@
     </w:p>
     <w:p>
       <w:pPr>
+        <w:pStyle w:val="Heading2"/>
+        <w:keepNext/>
         <w:spacing w:before="200"/>
       </w:pPr>
       <w:r>
         <w:rPr>
+          <w:rFonts w:ascii="Calibri" w:hAnsi="Calibri"/>
           <w:b/>
           <w:color w:val="1F3B57"/>
           <w:sz w:val="24"/>
@@ -4240,10 +4318,13 @@
     </w:p>
     <w:p>
       <w:pPr>
+        <w:pStyle w:val="Heading2"/>
+        <w:keepNext/>
         <w:spacing w:before="200"/>
       </w:pPr>
       <w:r>
         <w:rPr>
+          <w:rFonts w:ascii="Calibri" w:hAnsi="Calibri"/>
           <w:b/>
           <w:color w:val="1F3B57"/>
           <w:sz w:val="24"/>
